--- a/References/Prepull Data.docx
+++ b/References/Prepull Data.docx
@@ -2,6 +2,1120 @@
 <file path=word/document.xml><?xml version="1.0" encoding="utf-8"?>
 <w:document xmlns:wpc="http://schemas.microsoft.com/office/word/2010/wordprocessingCanvas" xmlns:cx="http://schemas.microsoft.com/office/drawing/2014/chartex" xmlns:cx1="http://schemas.microsoft.com/office/drawing/2015/9/8/chartex" xmlns:cx2="http://schemas.microsoft.com/office/drawing/2015/10/21/chartex" xmlns:cx3="http://schemas.microsoft.com/office/drawing/2016/5/9/chartex" xmlns:cx4="http://schemas.microsoft.com/office/drawing/2016/5/10/chartex" xmlns:cx5="http://schemas.microsoft.com/office/drawing/2016/5/11/chartex" xmlns:cx6="http://schemas.microsoft.com/office/drawing/2016/5/12/chartex" xmlns:cx7="http://schemas.microsoft.com/office/drawing/2016/5/13/chartex" xmlns:cx8="http://schemas.microsoft.com/office/drawing/2016/5/14/chartex" xmlns:mc="http://schemas.openxmlformats.org/markup-compatibility/2006" xmlns:aink="http://schemas.microsoft.com/office/drawing/2016/ink" xmlns:am3d="http://schemas.microsoft.com/office/drawing/2017/model3d" xmlns:o="urn:schemas-microsoft-com:office:office" xmlns:oel="http://schemas.microsoft.com/office/2019/extlst" xmlns:r="http://schemas.openxmlformats.org/officeDocument/2006/relationships" xmlns:m="http://schemas.openxmlformats.org/officeDocument/2006/math" xmlns:v="urn:schemas-microsoft-com:vml" xmlns:wp14="http://schemas.microsoft.com/office/word/2010/wordprocessingDrawing" xmlns:wp="http://schemas.openxmlformats.org/drawingml/2006/wordprocessingDrawing" xmlns:w10="urn:schemas-microsoft-com:office:word" xmlns:w="http://schemas.openxmlformats.org/wordprocessingml/2006/main" xmlns:w14="http://schemas.microsoft.com/office/word/2010/wordml" xmlns:w15="http://schemas.microsoft.com/office/word/2012/wordml" xmlns:w16cex="http://schemas.microsoft.com/office/word/2018/wordml/cex" xmlns:w16cid="http://schemas.microsoft.com/office/word/2016/wordml/cid" xmlns:w16="http://schemas.microsoft.com/office/word/2018/wordml" xmlns:w16du="http://schemas.microsoft.com/office/word/2023/wordml/word16du" xmlns:w16sdtdh="http://schemas.microsoft.com/office/word/2020/wordml/sdtdatahash" xmlns:w16sdtfl="http://schemas.microsoft.com/office/word/2024/wordml/sdtformatlock" xmlns:w16se="http://schemas.microsoft.com/office/word/2015/wordml/symex" xmlns:wpg="http://schemas.microsoft.com/office/word/2010/wordprocessingGroup" xmlns:wpi="http://schemas.microsoft.com/office/word/2010/wordprocessingInk" xmlns:wne="http://schemas.microsoft.com/office/word/2006/wordml" xmlns:wps="http://schemas.microsoft.com/office/word/2010/wordprocessingShape" mc:Ignorable="w14 w15 w16se w16cid w16 w16cex w16sdtdh w16sdtfl w16du wp14">
   <w:body>
+    <w:p>
+      <w:pPr>
+        <w:pStyle w:val="Heading2"/>
+      </w:pPr>
+      <w:r>
+        <w:t>Alpha Vantage</w:t>
+      </w:r>
+    </w:p>
+    <w:p/>
+    <w:p/>
+    <w:p>
+      <w:pPr>
+        <w:pStyle w:val="Heading2"/>
+      </w:pPr>
+      <w:r>
+        <w:t>Census</w:t>
+      </w:r>
+    </w:p>
+    <w:tbl>
+      <w:tblPr>
+        <w:tblStyle w:val="TableGrid"/>
+        <w:tblW w:w="0" w:type="auto"/>
+        <w:tblLayout w:type="fixed"/>
+        <w:tblLook w:val="04A0" w:firstRow="1" w:lastRow="0" w:firstColumn="1" w:lastColumn="0" w:noHBand="0" w:noVBand="1"/>
+      </w:tblPr>
+      <w:tblGrid>
+        <w:gridCol w:w="2605"/>
+        <w:gridCol w:w="1890"/>
+        <w:gridCol w:w="4855"/>
+      </w:tblGrid>
+      <w:tr>
+        <w:tc>
+          <w:tcPr>
+            <w:tcW w:w="2605" w:type="dxa"/>
+          </w:tcPr>
+          <w:p>
+            <w:r>
+              <w:t xml:space="preserve">Zip, State </w:t>
+            </w:r>
+            <w:proofErr w:type="spellStart"/>
+            <w:r>
+              <w:t>croos</w:t>
+            </w:r>
+            <w:proofErr w:type="spellEnd"/>
+            <w:r>
+              <w:t xml:space="preserve"> mapping</w:t>
+            </w:r>
+          </w:p>
+        </w:tc>
+        <w:tc>
+          <w:tcPr>
+            <w:tcW w:w="1890" w:type="dxa"/>
+          </w:tcPr>
+          <w:p>
+            <w:r>
+              <w:t>Update annual</w:t>
+            </w:r>
+          </w:p>
+        </w:tc>
+        <w:tc>
+          <w:tcPr>
+            <w:tcW w:w="4855" w:type="dxa"/>
+          </w:tcPr>
+          <w:p>
+            <w:r>
+              <w:t>https://www2.census.gov/geo/docs/maps-data/data/rel/zcta_county_rel_10.txt</w:t>
+            </w:r>
+          </w:p>
+        </w:tc>
+      </w:tr>
+      <w:tr>
+        <w:tc>
+          <w:tcPr>
+            <w:tcW w:w="2605" w:type="dxa"/>
+          </w:tcPr>
+          <w:p>
+            <w:r>
+              <w:t>API URL reference</w:t>
+            </w:r>
+          </w:p>
+        </w:tc>
+        <w:tc>
+          <w:tcPr>
+            <w:tcW w:w="1890" w:type="dxa"/>
+          </w:tcPr>
+          <w:p/>
+        </w:tc>
+        <w:tc>
+          <w:tcPr>
+            <w:tcW w:w="4855" w:type="dxa"/>
+          </w:tcPr>
+          <w:p>
+            <w:r>
+              <w:t>https://api.census.gov/data.html</w:t>
+            </w:r>
+          </w:p>
+        </w:tc>
+      </w:tr>
+      <w:tr>
+        <w:tc>
+          <w:tcPr>
+            <w:tcW w:w="2605" w:type="dxa"/>
+          </w:tcPr>
+          <w:p>
+            <w:r>
+              <w:t>Complete industry list API</w:t>
+            </w:r>
+          </w:p>
+        </w:tc>
+        <w:tc>
+          <w:tcPr>
+            <w:tcW w:w="1890" w:type="dxa"/>
+          </w:tcPr>
+          <w:p>
+            <w:proofErr w:type="gramStart"/>
+            <w:r>
+              <w:t>3 digit</w:t>
+            </w:r>
+            <w:proofErr w:type="gramEnd"/>
+            <w:r>
+              <w:t xml:space="preserve"> drives industry, business types mapping in SQL</w:t>
+            </w:r>
+          </w:p>
+        </w:tc>
+        <w:tc>
+          <w:tcPr>
+            <w:tcW w:w="4855" w:type="dxa"/>
+          </w:tcPr>
+          <w:p>
+            <w:r>
+              <w:t>https://api.census.gov/data/2022/cbp?get=NAICS2017,NAICS2017_LABEL&amp;for=us:1&amp;NAICS2017=*</w:t>
+            </w:r>
+          </w:p>
+        </w:tc>
+      </w:tr>
+      <w:tr>
+        <w:tc>
+          <w:tcPr>
+            <w:tcW w:w="2605" w:type="dxa"/>
+          </w:tcPr>
+          <w:p/>
+        </w:tc>
+        <w:tc>
+          <w:tcPr>
+            <w:tcW w:w="1890" w:type="dxa"/>
+          </w:tcPr>
+          <w:p/>
+        </w:tc>
+        <w:tc>
+          <w:tcPr>
+            <w:tcW w:w="4855" w:type="dxa"/>
+          </w:tcPr>
+          <w:p/>
+        </w:tc>
+      </w:tr>
+    </w:tbl>
+    <w:p/>
+    <w:p>
+      <w:pPr>
+        <w:pStyle w:val="Heading2"/>
+      </w:pPr>
+      <w:r>
+        <w:t>URLs and their uses</w:t>
+      </w:r>
+    </w:p>
+    <w:p/>
+    <w:p/>
+    <w:p/>
+    <w:p>
+      <w:pPr>
+        <w:pStyle w:val="Heading3"/>
+      </w:pPr>
+      <w:proofErr w:type="spellStart"/>
+      <w:r>
+        <w:t>Zip_cross_walk</w:t>
+      </w:r>
+      <w:proofErr w:type="spellEnd"/>
+      <w:r>
+        <w:t xml:space="preserve"> Definitions</w:t>
+      </w:r>
+    </w:p>
+    <w:p/>
+    <w:p>
+      <w:pPr>
+        <w:rPr>
+          <w:b/>
+          <w:bCs/>
+        </w:rPr>
+      </w:pPr>
+      <w:r>
+        <w:rPr>
+          <w:rFonts w:ascii="Segoe UI Emoji" w:hAnsi="Segoe UI Emoji" w:cs="Segoe UI Emoji"/>
+          <w:b/>
+          <w:bCs/>
+        </w:rPr>
+        <w:t>🔵</w:t>
+      </w:r>
+      <w:r>
+        <w:rPr>
+          <w:b/>
+          <w:bCs/>
+        </w:rPr>
+        <w:t xml:space="preserve"> ZIP + Geography Fields</w:t>
+      </w:r>
+    </w:p>
+    <w:p>
+      <w:pPr>
+        <w:rPr>
+          <w:b/>
+          <w:bCs/>
+        </w:rPr>
+      </w:pPr>
+      <w:r>
+        <w:rPr>
+          <w:b/>
+          <w:bCs/>
+        </w:rPr>
+        <w:t>ZCTA5</w:t>
+      </w:r>
+    </w:p>
+    <w:p>
+      <w:r>
+        <w:t>The ZIP Code Tabulation Area (Census version of ZIP codes).</w:t>
+      </w:r>
+      <w:r>
+        <w:br/>
+        <w:t>Example: 00601</w:t>
+      </w:r>
+    </w:p>
+    <w:p>
+      <w:pPr>
+        <w:rPr>
+          <w:b/>
+          <w:bCs/>
+        </w:rPr>
+      </w:pPr>
+      <w:r>
+        <w:rPr>
+          <w:b/>
+          <w:bCs/>
+        </w:rPr>
+        <w:t>STATE</w:t>
+      </w:r>
+    </w:p>
+    <w:p>
+      <w:r>
+        <w:t>State FIPS Code (2 digits).</w:t>
+      </w:r>
+      <w:r>
+        <w:br/>
+        <w:t>Example:</w:t>
+      </w:r>
+      <w:r>
+        <w:br/>
+        <w:t>72 = Puerto Rico</w:t>
+      </w:r>
+      <w:r>
+        <w:br/>
+        <w:t>06 = California</w:t>
+      </w:r>
+      <w:r>
+        <w:br/>
+        <w:t>12 = Florida</w:t>
+      </w:r>
+    </w:p>
+    <w:p>
+      <w:pPr>
+        <w:rPr>
+          <w:b/>
+          <w:bCs/>
+        </w:rPr>
+      </w:pPr>
+      <w:r>
+        <w:rPr>
+          <w:b/>
+          <w:bCs/>
+        </w:rPr>
+        <w:t>COUNTY</w:t>
+      </w:r>
+    </w:p>
+    <w:p>
+      <w:r>
+        <w:lastRenderedPageBreak/>
+        <w:t>County FIPS Code (3 digits).</w:t>
+      </w:r>
+      <w:r>
+        <w:br/>
+        <w:t>Example:</w:t>
+      </w:r>
+      <w:r>
+        <w:br/>
+        <w:t>001 = specific county inside the state.</w:t>
+      </w:r>
+    </w:p>
+    <w:p>
+      <w:pPr>
+        <w:rPr>
+          <w:b/>
+          <w:bCs/>
+        </w:rPr>
+      </w:pPr>
+      <w:r>
+        <w:rPr>
+          <w:b/>
+          <w:bCs/>
+        </w:rPr>
+        <w:t>GEOID</w:t>
+      </w:r>
+    </w:p>
+    <w:p>
+      <w:r>
+        <w:t>A combined identifier:</w:t>
+      </w:r>
+    </w:p>
+    <w:p>
+      <w:r>
+        <w:t>STATE + COUNTY</w:t>
+      </w:r>
+    </w:p>
+    <w:p>
+      <w:r>
+        <w:t>Example:</w:t>
+      </w:r>
+      <w:r>
+        <w:br/>
+        <w:t>72001 = PR state 72 + PR county 001.</w:t>
+      </w:r>
+    </w:p>
+    <w:p>
+      <w:r>
+        <w:pict w14:anchorId="5F0072AE">
+          <v:rect id="_x0000_i1055" style="width:0;height:1.5pt" o:hralign="center" o:hrstd="t" o:hr="t" fillcolor="#a0a0a0" stroked="f"/>
+        </w:pict>
+      </w:r>
+    </w:p>
+    <w:p>
+      <w:pPr>
+        <w:rPr>
+          <w:b/>
+          <w:bCs/>
+        </w:rPr>
+      </w:pPr>
+      <w:r>
+        <w:rPr>
+          <w:rFonts w:ascii="Segoe UI Emoji" w:hAnsi="Segoe UI Emoji" w:cs="Segoe UI Emoji"/>
+          <w:b/>
+          <w:bCs/>
+        </w:rPr>
+        <w:t>🔵</w:t>
+      </w:r>
+      <w:r>
+        <w:rPr>
+          <w:b/>
+          <w:bCs/>
+        </w:rPr>
+        <w:t xml:space="preserve"> </w:t>
+      </w:r>
+      <w:proofErr w:type="spellStart"/>
+      <w:r>
+        <w:rPr>
+          <w:b/>
+          <w:bCs/>
+        </w:rPr>
+        <w:t>ZIP→County</w:t>
+      </w:r>
+      <w:proofErr w:type="spellEnd"/>
+      <w:r>
+        <w:rPr>
+          <w:b/>
+          <w:bCs/>
+        </w:rPr>
+        <w:t xml:space="preserve"> Relationship Percentages</w:t>
+      </w:r>
+    </w:p>
+    <w:p>
+      <w:r>
+        <w:t>These show how much of the ZIP belongs to the county.</w:t>
+      </w:r>
+      <w:r>
+        <w:br/>
+        <w:t>(Useful for ZIPs that cross county lines.)</w:t>
+      </w:r>
+    </w:p>
+    <w:p>
+      <w:pPr>
+        <w:rPr>
+          <w:b/>
+          <w:bCs/>
+        </w:rPr>
+      </w:pPr>
+      <w:r>
+        <w:rPr>
+          <w:b/>
+          <w:bCs/>
+        </w:rPr>
+        <w:t>POPPT</w:t>
+      </w:r>
+    </w:p>
+    <w:p>
+      <w:r>
+        <w:t>Population from this ZIP that lies in this COUNTY.</w:t>
+      </w:r>
+      <w:r>
+        <w:br/>
+        <w:t>Number, not percent.</w:t>
+      </w:r>
+    </w:p>
+    <w:p>
+      <w:pPr>
+        <w:rPr>
+          <w:b/>
+          <w:bCs/>
+        </w:rPr>
+      </w:pPr>
+      <w:r>
+        <w:rPr>
+          <w:b/>
+          <w:bCs/>
+        </w:rPr>
+        <w:t>HUPT</w:t>
+      </w:r>
+    </w:p>
+    <w:p>
+      <w:r>
+        <w:t>Housing units from this ZIP that lie in this COUNTY.</w:t>
+      </w:r>
+      <w:r>
+        <w:br/>
+        <w:t>Number, not percent.</w:t>
+      </w:r>
+    </w:p>
+    <w:p>
+      <w:pPr>
+        <w:rPr>
+          <w:b/>
+          <w:bCs/>
+        </w:rPr>
+      </w:pPr>
+      <w:r>
+        <w:rPr>
+          <w:b/>
+          <w:bCs/>
+        </w:rPr>
+        <w:t>AREAPT</w:t>
+      </w:r>
+    </w:p>
+    <w:p>
+      <w:r>
+        <w:t>Area (square meters) of ZIP inside this county.</w:t>
+      </w:r>
+      <w:r>
+        <w:br/>
+        <w:t>Total area, not just land.</w:t>
+      </w:r>
+    </w:p>
+    <w:p>
+      <w:pPr>
+        <w:rPr>
+          <w:b/>
+          <w:bCs/>
+        </w:rPr>
+      </w:pPr>
+      <w:r>
+        <w:rPr>
+          <w:b/>
+          <w:bCs/>
+        </w:rPr>
+        <w:t>AREALANDPT</w:t>
+      </w:r>
+    </w:p>
+    <w:p>
+      <w:r>
+        <w:t>Land area (square meters) of ZIP inside this county.</w:t>
+      </w:r>
+      <w:r>
+        <w:br/>
+        <w:t>No water.</w:t>
+      </w:r>
+    </w:p>
+    <w:p>
+      <w:r>
+        <w:pict w14:anchorId="2F3C6882">
+          <v:rect id="_x0000_i1056" style="width:0;height:1.5pt" o:hralign="center" o:hrstd="t" o:hr="t" fillcolor="#a0a0a0" stroked="f"/>
+        </w:pict>
+      </w:r>
+    </w:p>
+    <w:p>
+      <w:pPr>
+        <w:rPr>
+          <w:b/>
+          <w:bCs/>
+        </w:rPr>
+      </w:pPr>
+      <w:r>
+        <w:rPr>
+          <w:rFonts w:ascii="Segoe UI Emoji" w:hAnsi="Segoe UI Emoji" w:cs="Segoe UI Emoji"/>
+          <w:b/>
+          <w:bCs/>
+        </w:rPr>
+        <w:t>🔵</w:t>
+      </w:r>
+      <w:r>
+        <w:rPr>
+          <w:b/>
+          <w:bCs/>
+        </w:rPr>
+        <w:t xml:space="preserve"> ZIP-Level Totals</w:t>
+      </w:r>
+    </w:p>
+    <w:p>
+      <w:r>
+        <w:t xml:space="preserve">These fields describe the </w:t>
+      </w:r>
+      <w:proofErr w:type="gramStart"/>
+      <w:r>
+        <w:t>ZIP as a whole, not</w:t>
+      </w:r>
+      <w:proofErr w:type="gramEnd"/>
+      <w:r>
+        <w:t xml:space="preserve"> the county portion.</w:t>
+      </w:r>
+    </w:p>
+    <w:p>
+      <w:pPr>
+        <w:rPr>
+          <w:b/>
+          <w:bCs/>
+        </w:rPr>
+      </w:pPr>
+      <w:r>
+        <w:rPr>
+          <w:b/>
+          <w:bCs/>
+        </w:rPr>
+        <w:t>ZPOP</w:t>
+      </w:r>
+    </w:p>
+    <w:p>
+      <w:r>
+        <w:lastRenderedPageBreak/>
+        <w:t>Total population of the ZIP.</w:t>
+      </w:r>
+    </w:p>
+    <w:p>
+      <w:pPr>
+        <w:rPr>
+          <w:b/>
+          <w:bCs/>
+        </w:rPr>
+      </w:pPr>
+      <w:r>
+        <w:rPr>
+          <w:b/>
+          <w:bCs/>
+        </w:rPr>
+        <w:t>ZHU</w:t>
+      </w:r>
+    </w:p>
+    <w:p>
+      <w:r>
+        <w:t>Total housing units in the ZIP.</w:t>
+      </w:r>
+    </w:p>
+    <w:p>
+      <w:pPr>
+        <w:rPr>
+          <w:b/>
+          <w:bCs/>
+        </w:rPr>
+      </w:pPr>
+      <w:r>
+        <w:rPr>
+          <w:b/>
+          <w:bCs/>
+        </w:rPr>
+        <w:t>ZAREA</w:t>
+      </w:r>
+    </w:p>
+    <w:p>
+      <w:r>
+        <w:t>Total area (sq. meters) of ZIP.</w:t>
+      </w:r>
+    </w:p>
+    <w:p>
+      <w:pPr>
+        <w:rPr>
+          <w:b/>
+          <w:bCs/>
+        </w:rPr>
+      </w:pPr>
+      <w:r>
+        <w:rPr>
+          <w:b/>
+          <w:bCs/>
+        </w:rPr>
+        <w:t>ZAREALAND</w:t>
+      </w:r>
+    </w:p>
+    <w:p>
+      <w:r>
+        <w:t>Total land area of ZIP.</w:t>
+      </w:r>
+    </w:p>
+    <w:p>
+      <w:r>
+        <w:pict w14:anchorId="3B822143">
+          <v:rect id="_x0000_i1057" style="width:0;height:1.5pt" o:hralign="center" o:hrstd="t" o:hr="t" fillcolor="#a0a0a0" stroked="f"/>
+        </w:pict>
+      </w:r>
+    </w:p>
+    <w:p>
+      <w:pPr>
+        <w:rPr>
+          <w:b/>
+          <w:bCs/>
+        </w:rPr>
+      </w:pPr>
+      <w:r>
+        <w:rPr>
+          <w:rFonts w:ascii="Segoe UI Emoji" w:hAnsi="Segoe UI Emoji" w:cs="Segoe UI Emoji"/>
+          <w:b/>
+          <w:bCs/>
+        </w:rPr>
+        <w:t>🔵</w:t>
+      </w:r>
+      <w:r>
+        <w:rPr>
+          <w:b/>
+          <w:bCs/>
+        </w:rPr>
+        <w:t xml:space="preserve"> County-Level Totals</w:t>
+      </w:r>
+    </w:p>
+    <w:p>
+      <w:r>
+        <w:t>These represent the county totals — not just the ZIP portion.</w:t>
+      </w:r>
+    </w:p>
+    <w:p>
+      <w:pPr>
+        <w:rPr>
+          <w:b/>
+          <w:bCs/>
+        </w:rPr>
+      </w:pPr>
+      <w:r>
+        <w:rPr>
+          <w:b/>
+          <w:bCs/>
+        </w:rPr>
+        <w:t>COPOP</w:t>
+      </w:r>
+    </w:p>
+    <w:p>
+      <w:r>
+        <w:t>Total population of the county.</w:t>
+      </w:r>
+    </w:p>
+    <w:p>
+      <w:pPr>
+        <w:rPr>
+          <w:b/>
+          <w:bCs/>
+        </w:rPr>
+      </w:pPr>
+      <w:r>
+        <w:rPr>
+          <w:b/>
+          <w:bCs/>
+        </w:rPr>
+        <w:t>COHU</w:t>
+      </w:r>
+    </w:p>
+    <w:p>
+      <w:r>
+        <w:t>Total housing units in the county.</w:t>
+      </w:r>
+    </w:p>
+    <w:p>
+      <w:pPr>
+        <w:rPr>
+          <w:b/>
+          <w:bCs/>
+        </w:rPr>
+      </w:pPr>
+      <w:r>
+        <w:rPr>
+          <w:b/>
+          <w:bCs/>
+        </w:rPr>
+        <w:t>COAREA</w:t>
+      </w:r>
+    </w:p>
+    <w:p>
+      <w:r>
+        <w:t>Total area of the county.</w:t>
+      </w:r>
+    </w:p>
+    <w:p>
+      <w:pPr>
+        <w:rPr>
+          <w:b/>
+          <w:bCs/>
+        </w:rPr>
+      </w:pPr>
+      <w:r>
+        <w:rPr>
+          <w:b/>
+          <w:bCs/>
+        </w:rPr>
+        <w:t>COAREALAND</w:t>
+      </w:r>
+    </w:p>
+    <w:p>
+      <w:r>
+        <w:t>Total land area of the county.</w:t>
+      </w:r>
+    </w:p>
+    <w:p>
+      <w:r>
+        <w:pict w14:anchorId="0A42DF9C">
+          <v:rect id="_x0000_i1058" style="width:0;height:1.5pt" o:hralign="center" o:hrstd="t" o:hr="t" fillcolor="#a0a0a0" stroked="f"/>
+        </w:pict>
+      </w:r>
+    </w:p>
+    <w:p>
+      <w:pPr>
+        <w:rPr>
+          <w:b/>
+          <w:bCs/>
+        </w:rPr>
+      </w:pPr>
+      <w:r>
+        <w:rPr>
+          <w:rFonts w:ascii="Segoe UI Emoji" w:hAnsi="Segoe UI Emoji" w:cs="Segoe UI Emoji"/>
+          <w:b/>
+          <w:bCs/>
+        </w:rPr>
+        <w:t>🔵</w:t>
+      </w:r>
+      <w:r>
+        <w:rPr>
+          <w:b/>
+          <w:bCs/>
+        </w:rPr>
+        <w:t xml:space="preserve"> Percentage Breakdowns</w:t>
+      </w:r>
+    </w:p>
+    <w:p>
+      <w:r>
+        <w:t>These explain the proportion of ZIP or county represented by this row.</w:t>
+      </w:r>
+    </w:p>
+    <w:p>
+      <w:r>
+        <w:t>These apply to ZIP:</w:t>
+      </w:r>
+    </w:p>
+    <w:p>
+      <w:pPr>
+        <w:rPr>
+          <w:b/>
+          <w:bCs/>
+        </w:rPr>
+      </w:pPr>
+      <w:r>
+        <w:rPr>
+          <w:b/>
+          <w:bCs/>
+        </w:rPr>
+        <w:t>ZPOPPCT</w:t>
+      </w:r>
+    </w:p>
+    <w:p>
+      <w:r>
+        <w:t xml:space="preserve">Percent of ZIP population inside </w:t>
+      </w:r>
+      <w:r>
+        <w:rPr>
+          <w:i/>
+          <w:iCs/>
+        </w:rPr>
+        <w:t>this</w:t>
+      </w:r>
+      <w:r>
+        <w:t xml:space="preserve"> county.</w:t>
+      </w:r>
+    </w:p>
+    <w:p>
+      <w:pPr>
+        <w:rPr>
+          <w:b/>
+          <w:bCs/>
+        </w:rPr>
+      </w:pPr>
+      <w:r>
+        <w:rPr>
+          <w:b/>
+          <w:bCs/>
+        </w:rPr>
+        <w:t>ZHUPCT</w:t>
+      </w:r>
+    </w:p>
+    <w:p>
+      <w:r>
+        <w:t>Percent of ZIP housing units inside this county.</w:t>
+      </w:r>
+    </w:p>
+    <w:p>
+      <w:pPr>
+        <w:rPr>
+          <w:b/>
+          <w:bCs/>
+        </w:rPr>
+      </w:pPr>
+      <w:r>
+        <w:rPr>
+          <w:b/>
+          <w:bCs/>
+        </w:rPr>
+        <w:lastRenderedPageBreak/>
+        <w:t>ZAREAPCT</w:t>
+      </w:r>
+    </w:p>
+    <w:p>
+      <w:r>
+        <w:t>Percent of ZIP area inside this county.</w:t>
+      </w:r>
+    </w:p>
+    <w:p>
+      <w:pPr>
+        <w:rPr>
+          <w:b/>
+          <w:bCs/>
+        </w:rPr>
+      </w:pPr>
+      <w:r>
+        <w:rPr>
+          <w:b/>
+          <w:bCs/>
+        </w:rPr>
+        <w:t>ZAREALANDPCT</w:t>
+      </w:r>
+    </w:p>
+    <w:p>
+      <w:r>
+        <w:t>Percent of ZIP land area inside this county.</w:t>
+      </w:r>
+    </w:p>
+    <w:p>
+      <w:r>
+        <w:t>These apply to county:</w:t>
+      </w:r>
+    </w:p>
+    <w:p>
+      <w:pPr>
+        <w:rPr>
+          <w:b/>
+          <w:bCs/>
+        </w:rPr>
+      </w:pPr>
+      <w:r>
+        <w:rPr>
+          <w:b/>
+          <w:bCs/>
+        </w:rPr>
+        <w:t>COPOPPCT</w:t>
+      </w:r>
+    </w:p>
+    <w:p>
+      <w:r>
+        <w:t xml:space="preserve">Percent of COUNTY population that lies in </w:t>
+      </w:r>
+      <w:r>
+        <w:rPr>
+          <w:i/>
+          <w:iCs/>
+        </w:rPr>
+        <w:t>this ZIP</w:t>
+      </w:r>
+      <w:r>
+        <w:t>.</w:t>
+      </w:r>
+    </w:p>
+    <w:p>
+      <w:pPr>
+        <w:rPr>
+          <w:b/>
+          <w:bCs/>
+        </w:rPr>
+      </w:pPr>
+      <w:r>
+        <w:rPr>
+          <w:b/>
+          <w:bCs/>
+        </w:rPr>
+        <w:t>COHUPCT</w:t>
+      </w:r>
+    </w:p>
+    <w:p>
+      <w:r>
+        <w:t>Percent of COUNTY housing units inside this ZIP.</w:t>
+      </w:r>
+    </w:p>
+    <w:p>
+      <w:pPr>
+        <w:rPr>
+          <w:b/>
+          <w:bCs/>
+        </w:rPr>
+      </w:pPr>
+      <w:r>
+        <w:rPr>
+          <w:b/>
+          <w:bCs/>
+        </w:rPr>
+        <w:t>COAREAPCT</w:t>
+      </w:r>
+    </w:p>
+    <w:p>
+      <w:r>
+        <w:t>Percent of COUNTY area from this ZIP.</w:t>
+      </w:r>
+    </w:p>
+    <w:p>
+      <w:pPr>
+        <w:rPr>
+          <w:b/>
+          <w:bCs/>
+        </w:rPr>
+      </w:pPr>
+      <w:r>
+        <w:rPr>
+          <w:b/>
+          <w:bCs/>
+        </w:rPr>
+        <w:t>COAREALANDPCT</w:t>
+      </w:r>
+    </w:p>
+    <w:p>
+      <w:r>
+        <w:t>Percent of COUNTY land area from this ZIP.</w:t>
+      </w:r>
+    </w:p>
+    <w:p>
+      <w:r>
+        <w:pict w14:anchorId="42891619">
+          <v:rect id="_x0000_i1059" style="width:0;height:1.5pt" o:hralign="center" o:hrstd="t" o:hr="t" fillcolor="#a0a0a0" stroked="f"/>
+        </w:pict>
+      </w:r>
+    </w:p>
+    <w:p>
+      <w:pPr>
+        <w:rPr>
+          <w:b/>
+          <w:bCs/>
+        </w:rPr>
+      </w:pPr>
+      <w:r>
+        <w:rPr>
+          <w:rFonts w:ascii="Segoe UI Emoji" w:hAnsi="Segoe UI Emoji" w:cs="Segoe UI Emoji"/>
+          <w:b/>
+          <w:bCs/>
+        </w:rPr>
+        <w:t>⭐</w:t>
+      </w:r>
+      <w:r>
+        <w:rPr>
+          <w:b/>
+          <w:bCs/>
+        </w:rPr>
+        <w:t xml:space="preserve"> Why these columns matter</w:t>
+      </w:r>
+    </w:p>
+    <w:p>
+      <w:pPr>
+        <w:rPr>
+          <w:b/>
+          <w:bCs/>
+        </w:rPr>
+      </w:pPr>
+      <w:r>
+        <w:rPr>
+          <w:rFonts w:ascii="Segoe UI Symbol" w:hAnsi="Segoe UI Symbol" w:cs="Segoe UI Symbol"/>
+          <w:b/>
+          <w:bCs/>
+        </w:rPr>
+        <w:t>✔</w:t>
+      </w:r>
+      <w:r>
+        <w:rPr>
+          <w:b/>
+          <w:bCs/>
+        </w:rPr>
+        <w:t xml:space="preserve"> You get ZIP → State → County mapping</w:t>
+      </w:r>
+    </w:p>
+    <w:p>
+      <w:r>
+        <w:t>(critical for ACS, CBP, BLS, etc.)</w:t>
+      </w:r>
+    </w:p>
+    <w:p>
+      <w:pPr>
+        <w:rPr>
+          <w:b/>
+          <w:bCs/>
+        </w:rPr>
+      </w:pPr>
+      <w:r>
+        <w:rPr>
+          <w:rFonts w:ascii="Segoe UI Symbol" w:hAnsi="Segoe UI Symbol" w:cs="Segoe UI Symbol"/>
+          <w:b/>
+          <w:bCs/>
+        </w:rPr>
+        <w:t>✔</w:t>
+      </w:r>
+      <w:r>
+        <w:rPr>
+          <w:b/>
+          <w:bCs/>
+        </w:rPr>
+        <w:t xml:space="preserve"> You get population weighting for ZIPs crossing counties</w:t>
+      </w:r>
+    </w:p>
+    <w:p>
+      <w:r>
+        <w:t>(rare case, but important)</w:t>
+      </w:r>
+    </w:p>
+    <w:p>
+      <w:pPr>
+        <w:rPr>
+          <w:b/>
+          <w:bCs/>
+        </w:rPr>
+      </w:pPr>
+      <w:r>
+        <w:rPr>
+          <w:rFonts w:ascii="Segoe UI Symbol" w:hAnsi="Segoe UI Symbol" w:cs="Segoe UI Symbol"/>
+          <w:b/>
+          <w:bCs/>
+        </w:rPr>
+        <w:t>✔</w:t>
+      </w:r>
+      <w:r>
+        <w:rPr>
+          <w:b/>
+          <w:bCs/>
+        </w:rPr>
+        <w:t xml:space="preserve"> You get population &amp; housing data without extra API calls</w:t>
+      </w:r>
+    </w:p>
+    <w:p>
+      <w:r>
+        <w:t>(very useful for business plans)</w:t>
+      </w:r>
+    </w:p>
+    <w:p>
+      <w:pPr>
+        <w:rPr>
+          <w:b/>
+          <w:bCs/>
+        </w:rPr>
+      </w:pPr>
+      <w:r>
+        <w:rPr>
+          <w:rFonts w:ascii="Segoe UI Symbol" w:hAnsi="Segoe UI Symbol" w:cs="Segoe UI Symbol"/>
+          <w:b/>
+          <w:bCs/>
+        </w:rPr>
+        <w:t>✔</w:t>
+      </w:r>
+      <w:r>
+        <w:rPr>
+          <w:b/>
+          <w:bCs/>
+        </w:rPr>
+        <w:t xml:space="preserve"> You get geographic area data</w:t>
+      </w:r>
+    </w:p>
+    <w:p>
+      <w:r>
+        <w:t>(good for density calculations)</w:t>
+      </w:r>
+    </w:p>
+    <w:p>
+      <w:pPr>
+        <w:rPr>
+          <w:b/>
+          <w:bCs/>
+        </w:rPr>
+      </w:pPr>
+      <w:r>
+        <w:rPr>
+          <w:rFonts w:ascii="Segoe UI Symbol" w:hAnsi="Segoe UI Symbol" w:cs="Segoe UI Symbol"/>
+          <w:b/>
+          <w:bCs/>
+        </w:rPr>
+        <w:t>✔</w:t>
+      </w:r>
+      <w:r>
+        <w:rPr>
+          <w:b/>
+          <w:bCs/>
+        </w:rPr>
+        <w:t xml:space="preserve"> You get county-level context</w:t>
+      </w:r>
+    </w:p>
+    <w:p>
+      <w:r>
+        <w:t>(size of market, percent of county covered by ZIP, etc.)</w:t>
+      </w:r>
+    </w:p>
     <w:p/>
     <w:sectPr>
       <w:pgSz w:w="12240" w:h="15840"/>
@@ -441,7 +1555,6 @@
     <w:next w:val="Normal"/>
     <w:link w:val="Heading2Char"/>
     <w:uiPriority w:val="9"/>
-    <w:semiHidden/>
     <w:unhideWhenUsed/>
     <w:qFormat/>
     <w:rsid w:val="00265D57"/>
@@ -464,7 +1577,6 @@
     <w:next w:val="Normal"/>
     <w:link w:val="Heading3Char"/>
     <w:uiPriority w:val="9"/>
-    <w:semiHidden/>
     <w:unhideWhenUsed/>
     <w:qFormat/>
     <w:rsid w:val="00265D57"/>
@@ -616,7 +1728,6 @@
   <w:style w:type="character" w:default="1" w:styleId="DefaultParagraphFont">
     <w:name w:val="Default Paragraph Font"/>
     <w:uiPriority w:val="1"/>
-    <w:semiHidden/>
     <w:unhideWhenUsed/>
   </w:style>
   <w:style w:type="table" w:default="1" w:styleId="TableNormal">
@@ -658,7 +1769,6 @@
     <w:basedOn w:val="DefaultParagraphFont"/>
     <w:link w:val="Heading2"/>
     <w:uiPriority w:val="9"/>
-    <w:semiHidden/>
     <w:rsid w:val="00265D57"/>
     <w:rPr>
       <w:rFonts w:asciiTheme="majorHAnsi" w:eastAsiaTheme="majorEastAsia" w:hAnsiTheme="majorHAnsi" w:cstheme="majorBidi"/>
@@ -672,7 +1782,6 @@
     <w:basedOn w:val="DefaultParagraphFont"/>
     <w:link w:val="Heading3"/>
     <w:uiPriority w:val="9"/>
-    <w:semiHidden/>
     <w:rsid w:val="00265D57"/>
     <w:rPr>
       <w:rFonts w:eastAsiaTheme="majorEastAsia" w:cstheme="majorBidi"/>
@@ -929,6 +2038,25 @@
       <w:color w:val="0F4761" w:themeColor="accent1" w:themeShade="BF"/>
       <w:spacing w:val="5"/>
     </w:rPr>
+  </w:style>
+  <w:style w:type="table" w:styleId="TableGrid">
+    <w:name w:val="Table Grid"/>
+    <w:basedOn w:val="TableNormal"/>
+    <w:uiPriority w:val="39"/>
+    <w:rsid w:val="00554166"/>
+    <w:pPr>
+      <w:spacing w:after="0" w:line="240" w:lineRule="auto"/>
+    </w:pPr>
+    <w:tblPr>
+      <w:tblBorders>
+        <w:top w:val="single" w:sz="4" w:space="0" w:color="auto"/>
+        <w:left w:val="single" w:sz="4" w:space="0" w:color="auto"/>
+        <w:bottom w:val="single" w:sz="4" w:space="0" w:color="auto"/>
+        <w:right w:val="single" w:sz="4" w:space="0" w:color="auto"/>
+        <w:insideH w:val="single" w:sz="4" w:space="0" w:color="auto"/>
+        <w:insideV w:val="single" w:sz="4" w:space="0" w:color="auto"/>
+      </w:tblBorders>
+    </w:tblPr>
   </w:style>
 </w:styles>
 </file>
